--- a/src/results/chile/results_skill.docx
+++ b/src/results/chile/results_skill.docx
@@ -2,7 +2,7 @@
 <file path=word/document.xml><?xml version="1.0" encoding="utf-8"?>
 <w:document xmlns:w="http://schemas.openxmlformats.org/wordprocessingml/2006/main" xmlns:m="http://schemas.openxmlformats.org/officeDocument/2006/math" xmlns:r="http://schemas.openxmlformats.org/officeDocument/2006/relationships" xmlns:o="urn:schemas-microsoft-com:office:office" xmlns:v="urn:schemas-microsoft-com:vml" xmlns:w10="urn:schemas-microsoft-com:office:word" xmlns:a="http://schemas.openxmlformats.org/drawingml/2006/main" xmlns:pic="http://schemas.openxmlformats.org/drawingml/2006/picture" xmlns:wp="http://schemas.openxmlformats.org/drawingml/2006/wordprocessingDrawing">
   <w:body>
-    <w:bookmarkStart w:id="9" w:name="xnnhopjajd"/>
+    <w:bookmarkStart w:id="9" w:name="fqrziwxmwf"/>
     <w:tbl>
       <w:tblPr>
         <w:tblStyle w:val="Table"/>
@@ -210,30 +210,30 @@
               <w:pStyle w:val="Compact"/>
             </w:pPr>
             <w:r>
-              <w:t xml:space="preserve">-0.091*</w:t>
+              <w:t xml:space="preserve">0.031</w:t>
             </w:r>
             <w:r>
               <w:br/>
             </w:r>
             <w:r>
-              <w:t xml:space="preserve">(0.017)</w:t>
-            </w:r>
-          </w:p>
-        </w:tc>
-        <w:tc>
-          <w:tcPr/>
-          <w:p>
-            <w:pPr>
-              <w:pStyle w:val="Compact"/>
-            </w:pPr>
-            <w:r>
-              <w:t xml:space="preserve">-0.415**</w:t>
+              <w:t xml:space="preserve">(0.015)</w:t>
+            </w:r>
+          </w:p>
+        </w:tc>
+        <w:tc>
+          <w:tcPr/>
+          <w:p>
+            <w:pPr>
+              <w:pStyle w:val="Compact"/>
+            </w:pPr>
+            <w:r>
+              <w:t xml:space="preserve">-0.508**</w:t>
             </w:r>
             <w:r>
               <w:br/>
             </w:r>
             <w:r>
-              <w:t xml:space="preserve">(0.067)</w:t>
+              <w:t xml:space="preserve">(0.047)</w:t>
             </w:r>
           </w:p>
         </w:tc>
@@ -250,24 +250,24 @@
               <w:br/>
             </w:r>
             <w:r>
-              <w:t xml:space="preserve">(0.057)</w:t>
-            </w:r>
-          </w:p>
-        </w:tc>
-        <w:tc>
-          <w:tcPr/>
-          <w:p>
-            <w:pPr>
-              <w:pStyle w:val="Compact"/>
-            </w:pPr>
-            <w:r>
-              <w:t xml:space="preserve">-0.005</w:t>
+              <w:t xml:space="preserve">(0.060)</w:t>
+            </w:r>
+          </w:p>
+        </w:tc>
+        <w:tc>
+          <w:tcPr/>
+          <w:p>
+            <w:pPr>
+              <w:pStyle w:val="Compact"/>
+            </w:pPr>
+            <w:r>
+              <w:t xml:space="preserve">0.021</w:t>
             </w:r>
             <w:r>
               <w:br/>
             </w:r>
             <w:r>
-              <w:t xml:space="preserve">(0.073)</w:t>
+              <w:t xml:space="preserve">(0.063)</w:t>
             </w:r>
           </w:p>
         </w:tc>
@@ -291,64 +291,64 @@
               <w:pStyle w:val="Compact"/>
             </w:pPr>
             <w:r>
-              <w:t xml:space="preserve">-0.085</w:t>
+              <w:t xml:space="preserve">0.209</w:t>
             </w:r>
             <w:r>
               <w:br/>
             </w:r>
             <w:r>
-              <w:t xml:space="preserve">(0.078)</w:t>
-            </w:r>
-          </w:p>
-        </w:tc>
-        <w:tc>
-          <w:tcPr/>
-          <w:p>
-            <w:pPr>
-              <w:pStyle w:val="Compact"/>
-            </w:pPr>
-            <w:r>
-              <w:t xml:space="preserve">0.412*</w:t>
+              <w:t xml:space="preserve">(0.135)</w:t>
+            </w:r>
+          </w:p>
+        </w:tc>
+        <w:tc>
+          <w:tcPr/>
+          <w:p>
+            <w:pPr>
+              <w:pStyle w:val="Compact"/>
+            </w:pPr>
+            <w:r>
+              <w:t xml:space="preserve">-0.180**</w:t>
             </w:r>
             <w:r>
               <w:br/>
             </w:r>
             <w:r>
-              <w:t xml:space="preserve">(0.092)</w:t>
-            </w:r>
-          </w:p>
-        </w:tc>
-        <w:tc>
-          <w:tcPr/>
-          <w:p>
-            <w:pPr>
-              <w:pStyle w:val="Compact"/>
-            </w:pPr>
-            <w:r>
-              <w:t xml:space="preserve">0.953</w:t>
+              <w:t xml:space="preserve">(0.021)</w:t>
+            </w:r>
+          </w:p>
+        </w:tc>
+        <w:tc>
+          <w:tcPr/>
+          <w:p>
+            <w:pPr>
+              <w:pStyle w:val="Compact"/>
+            </w:pPr>
+            <w:r>
+              <w:t xml:space="preserve">2.004**</w:t>
             </w:r>
             <w:r>
               <w:br/>
             </w:r>
             <w:r>
-              <w:t xml:space="preserve">(0.360)</w:t>
-            </w:r>
-          </w:p>
-        </w:tc>
-        <w:tc>
-          <w:tcPr/>
-          <w:p>
-            <w:pPr>
-              <w:pStyle w:val="Compact"/>
-            </w:pPr>
-            <w:r>
-              <w:t xml:space="preserve">-0.249</w:t>
+              <w:t xml:space="preserve">(0.232)</w:t>
+            </w:r>
+          </w:p>
+        </w:tc>
+        <w:tc>
+          <w:tcPr/>
+          <w:p>
+            <w:pPr>
+              <w:pStyle w:val="Compact"/>
+            </w:pPr>
+            <w:r>
+              <w:t xml:space="preserve">0.013</w:t>
             </w:r>
             <w:r>
               <w:br/>
             </w:r>
             <w:r>
-              <w:t xml:space="preserve">(0.084)</w:t>
+              <w:t xml:space="preserve">(0.044)</w:t>
             </w:r>
           </w:p>
         </w:tc>
@@ -372,64 +372,64 @@
               <w:pStyle w:val="Compact"/>
             </w:pPr>
             <w:r>
-              <w:t xml:space="preserve">0.194</w:t>
+              <w:t xml:space="preserve">-0.132</w:t>
             </w:r>
             <w:r>
               <w:br/>
             </w:r>
             <w:r>
-              <w:t xml:space="preserve">(0.080)</w:t>
-            </w:r>
-          </w:p>
-        </w:tc>
-        <w:tc>
-          <w:tcPr/>
-          <w:p>
-            <w:pPr>
-              <w:pStyle w:val="Compact"/>
-            </w:pPr>
-            <w:r>
-              <w:t xml:space="preserve">0.009</w:t>
+              <w:t xml:space="preserve">(0.092)</w:t>
+            </w:r>
+          </w:p>
+        </w:tc>
+        <w:tc>
+          <w:tcPr/>
+          <w:p>
+            <w:pPr>
+              <w:pStyle w:val="Compact"/>
+            </w:pPr>
+            <w:r>
+              <w:t xml:space="preserve">0.316*</w:t>
             </w:r>
             <w:r>
               <w:br/>
             </w:r>
             <w:r>
-              <w:t xml:space="preserve">(0.081)</w:t>
-            </w:r>
-          </w:p>
-        </w:tc>
-        <w:tc>
-          <w:tcPr/>
-          <w:p>
-            <w:pPr>
-              <w:pStyle w:val="Compact"/>
-            </w:pPr>
-            <w:r>
-              <w:t xml:space="preserve">-1.353**</w:t>
+              <w:t xml:space="preserve">(0.062)</w:t>
+            </w:r>
+          </w:p>
+        </w:tc>
+        <w:tc>
+          <w:tcPr/>
+          <w:p>
+            <w:pPr>
+              <w:pStyle w:val="Compact"/>
+            </w:pPr>
+            <w:r>
+              <w:t xml:space="preserve">-1.909***</w:t>
             </w:r>
             <w:r>
               <w:br/>
             </w:r>
             <w:r>
-              <w:t xml:space="preserve">(0.230)</w:t>
-            </w:r>
-          </w:p>
-        </w:tc>
-        <w:tc>
-          <w:tcPr/>
-          <w:p>
-            <w:pPr>
-              <w:pStyle w:val="Compact"/>
-            </w:pPr>
-            <w:r>
-              <w:t xml:space="preserve">-0.000</w:t>
+              <w:t xml:space="preserve">(0.067)</w:t>
+            </w:r>
+          </w:p>
+        </w:tc>
+        <w:tc>
+          <w:tcPr/>
+          <w:p>
+            <w:pPr>
+              <w:pStyle w:val="Compact"/>
+            </w:pPr>
+            <w:r>
+              <w:t xml:space="preserve">-0.099</w:t>
             </w:r>
             <w:r>
               <w:br/>
             </w:r>
             <w:r>
-              <w:t xml:space="preserve">(0.118)</w:t>
+              <w:t xml:space="preserve">(0.053)</w:t>
             </w:r>
           </w:p>
         </w:tc>
@@ -597,40 +597,40 @@
               <w:pStyle w:val="Compact"/>
             </w:pPr>
             <w:r>
-              <w:t xml:space="preserve">128,439</w:t>
-            </w:r>
-          </w:p>
-        </w:tc>
-        <w:tc>
-          <w:tcPr/>
-          <w:p>
-            <w:pPr>
-              <w:pStyle w:val="Compact"/>
-            </w:pPr>
-            <w:r>
-              <w:t xml:space="preserve">90,783</w:t>
-            </w:r>
-          </w:p>
-        </w:tc>
-        <w:tc>
-          <w:tcPr/>
-          <w:p>
-            <w:pPr>
-              <w:pStyle w:val="Compact"/>
-            </w:pPr>
-            <w:r>
-              <w:t xml:space="preserve">60,028</w:t>
-            </w:r>
-          </w:p>
-        </w:tc>
-        <w:tc>
-          <w:tcPr/>
-          <w:p>
-            <w:pPr>
-              <w:pStyle w:val="Compact"/>
-            </w:pPr>
-            <w:r>
-              <w:t xml:space="preserve">22,565</w:t>
+              <w:t xml:space="preserve">148,036</w:t>
+            </w:r>
+          </w:p>
+        </w:tc>
+        <w:tc>
+          <w:tcPr/>
+          <w:p>
+            <w:pPr>
+              <w:pStyle w:val="Compact"/>
+            </w:pPr>
+            <w:r>
+              <w:t xml:space="preserve">96,940</w:t>
+            </w:r>
+          </w:p>
+        </w:tc>
+        <w:tc>
+          <w:tcPr/>
+          <w:p>
+            <w:pPr>
+              <w:pStyle w:val="Compact"/>
+            </w:pPr>
+            <w:r>
+              <w:t xml:space="preserve">54,729</w:t>
+            </w:r>
+          </w:p>
+        </w:tc>
+        <w:tc>
+          <w:tcPr/>
+          <w:p>
+            <w:pPr>
+              <w:pStyle w:val="Compact"/>
+            </w:pPr>
+            <w:r>
+              <w:t xml:space="preserve">12,432</w:t>
             </w:r>
           </w:p>
         </w:tc>
@@ -717,40 +717,40 @@
               <w:pStyle w:val="Compact"/>
             </w:pPr>
             <w:r>
-              <w:t xml:space="preserve">0.150</w:t>
-            </w:r>
-          </w:p>
-        </w:tc>
-        <w:tc>
-          <w:tcPr/>
-          <w:p>
-            <w:pPr>
-              <w:pStyle w:val="Compact"/>
-            </w:pPr>
-            <w:r>
-              <w:t xml:space="preserve">0.217</w:t>
-            </w:r>
-          </w:p>
-        </w:tc>
-        <w:tc>
-          <w:tcPr/>
-          <w:p>
-            <w:pPr>
-              <w:pStyle w:val="Compact"/>
-            </w:pPr>
-            <w:r>
-              <w:t xml:space="preserve">0.120</w:t>
-            </w:r>
-          </w:p>
-        </w:tc>
-        <w:tc>
-          <w:tcPr/>
-          <w:p>
-            <w:pPr>
-              <w:pStyle w:val="Compact"/>
-            </w:pPr>
-            <w:r>
-              <w:t xml:space="preserve">0.071</w:t>
+              <w:t xml:space="preserve">0.022</w:t>
+            </w:r>
+          </w:p>
+        </w:tc>
+        <w:tc>
+          <w:tcPr/>
+          <w:p>
+            <w:pPr>
+              <w:pStyle w:val="Compact"/>
+            </w:pPr>
+            <w:r>
+              <w:t xml:space="preserve">0.046</w:t>
+            </w:r>
+          </w:p>
+        </w:tc>
+        <w:tc>
+          <w:tcPr/>
+          <w:p>
+            <w:pPr>
+              <w:pStyle w:val="Compact"/>
+            </w:pPr>
+            <w:r>
+              <w:t xml:space="preserve">0.132</w:t>
+            </w:r>
+          </w:p>
+        </w:tc>
+        <w:tc>
+          <w:tcPr/>
+          <w:p>
+            <w:pPr>
+              <w:pStyle w:val="Compact"/>
+            </w:pPr>
+            <w:r>
+              <w:t xml:space="preserve">0.065</w:t>
             </w:r>
           </w:p>
         </w:tc>
@@ -786,40 +786,40 @@
               <w:pStyle w:val="Compact"/>
             </w:pPr>
             <w:r>
-              <w:t xml:space="preserve">0.142</w:t>
-            </w:r>
-          </w:p>
-        </w:tc>
-        <w:tc>
-          <w:tcPr/>
-          <w:p>
-            <w:pPr>
-              <w:pStyle w:val="Compact"/>
-            </w:pPr>
-            <w:r>
-              <w:t xml:space="preserve">0.207</w:t>
-            </w:r>
-          </w:p>
-        </w:tc>
-        <w:tc>
-          <w:tcPr/>
-          <w:p>
-            <w:pPr>
-              <w:pStyle w:val="Compact"/>
-            </w:pPr>
-            <w:r>
-              <w:t xml:space="preserve">0.083</w:t>
-            </w:r>
-          </w:p>
-        </w:tc>
-        <w:tc>
-          <w:tcPr/>
-          <w:p>
-            <w:pPr>
-              <w:pStyle w:val="Compact"/>
-            </w:pPr>
-            <w:r>
-              <w:t xml:space="preserve">0.021</w:t>
+              <w:t xml:space="preserve">0.016</w:t>
+            </w:r>
+          </w:p>
+        </w:tc>
+        <w:tc>
+          <w:tcPr/>
+          <w:p>
+            <w:pPr>
+              <w:pStyle w:val="Compact"/>
+            </w:pPr>
+            <w:r>
+              <w:t xml:space="preserve">0.040</w:t>
+            </w:r>
+          </w:p>
+        </w:tc>
+        <w:tc>
+          <w:tcPr/>
+          <w:p>
+            <w:pPr>
+              <w:pStyle w:val="Compact"/>
+            </w:pPr>
+            <w:r>
+              <w:t xml:space="preserve">0.092</w:t>
+            </w:r>
+          </w:p>
+        </w:tc>
+        <w:tc>
+          <w:tcPr/>
+          <w:p>
+            <w:pPr>
+              <w:pStyle w:val="Compact"/>
+            </w:pPr>
+            <w:r>
+              <w:t xml:space="preserve">0.001</w:t>
             </w:r>
           </w:p>
         </w:tc>

--- a/src/results/chile/results_skill.docx
+++ b/src/results/chile/results_skill.docx
@@ -2,7 +2,7 @@
 <file path=word/document.xml><?xml version="1.0" encoding="utf-8"?>
 <w:document xmlns:w="http://schemas.openxmlformats.org/wordprocessingml/2006/main" xmlns:m="http://schemas.openxmlformats.org/officeDocument/2006/math" xmlns:r="http://schemas.openxmlformats.org/officeDocument/2006/relationships" xmlns:o="urn:schemas-microsoft-com:office:office" xmlns:v="urn:schemas-microsoft-com:vml" xmlns:w10="urn:schemas-microsoft-com:office:word" xmlns:a="http://schemas.openxmlformats.org/drawingml/2006/main" xmlns:pic="http://schemas.openxmlformats.org/drawingml/2006/picture" xmlns:wp="http://schemas.openxmlformats.org/drawingml/2006/wordprocessingDrawing">
   <w:body>
-    <w:bookmarkStart w:id="9" w:name="fqrziwxmwf"/>
+    <w:bookmarkStart w:id="9" w:name="nkscohisht"/>
     <w:tbl>
       <w:tblPr>
         <w:tblStyle w:val="Table"/>
@@ -210,64 +210,64 @@
               <w:pStyle w:val="Compact"/>
             </w:pPr>
             <w:r>
-              <w:t xml:space="preserve">0.031</w:t>
+              <w:t xml:space="preserve">0.029*</w:t>
             </w:r>
             <w:r>
               <w:br/>
             </w:r>
             <w:r>
-              <w:t xml:space="preserve">(0.015)</w:t>
-            </w:r>
-          </w:p>
-        </w:tc>
-        <w:tc>
-          <w:tcPr/>
-          <w:p>
-            <w:pPr>
-              <w:pStyle w:val="Compact"/>
-            </w:pPr>
-            <w:r>
-              <w:t xml:space="preserve">-0.508**</w:t>
+              <w:t xml:space="preserve">(0.007)</w:t>
+            </w:r>
+          </w:p>
+        </w:tc>
+        <w:tc>
+          <w:tcPr/>
+          <w:p>
+            <w:pPr>
+              <w:pStyle w:val="Compact"/>
+            </w:pPr>
+            <w:r>
+              <w:t xml:space="preserve">-0.271**</w:t>
             </w:r>
             <w:r>
               <w:br/>
             </w:r>
             <w:r>
-              <w:t xml:space="preserve">(0.047)</w:t>
-            </w:r>
-          </w:p>
-        </w:tc>
-        <w:tc>
-          <w:tcPr/>
-          <w:p>
-            <w:pPr>
-              <w:pStyle w:val="Compact"/>
-            </w:pPr>
-            <w:r>
-              <w:t xml:space="preserve">0.485**</w:t>
+              <w:t xml:space="preserve">(0.034)</w:t>
+            </w:r>
+          </w:p>
+        </w:tc>
+        <w:tc>
+          <w:tcPr/>
+          <w:p>
+            <w:pPr>
+              <w:pStyle w:val="Compact"/>
+            </w:pPr>
+            <w:r>
+              <w:t xml:space="preserve">0.470**</w:t>
             </w:r>
             <w:r>
               <w:br/>
             </w:r>
             <w:r>
-              <w:t xml:space="preserve">(0.060)</w:t>
-            </w:r>
-          </w:p>
-        </w:tc>
-        <w:tc>
-          <w:tcPr/>
-          <w:p>
-            <w:pPr>
-              <w:pStyle w:val="Compact"/>
-            </w:pPr>
-            <w:r>
-              <w:t xml:space="preserve">0.021</w:t>
+              <w:t xml:space="preserve">(0.056)</w:t>
+            </w:r>
+          </w:p>
+        </w:tc>
+        <w:tc>
+          <w:tcPr/>
+          <w:p>
+            <w:pPr>
+              <w:pStyle w:val="Compact"/>
+            </w:pPr>
+            <w:r>
+              <w:t xml:space="preserve">-0.008</w:t>
             </w:r>
             <w:r>
               <w:br/>
             </w:r>
             <w:r>
-              <w:t xml:space="preserve">(0.063)</w:t>
+              <w:t xml:space="preserve">(0.018)</w:t>
             </w:r>
           </w:p>
         </w:tc>
@@ -291,64 +291,64 @@
               <w:pStyle w:val="Compact"/>
             </w:pPr>
             <w:r>
-              <w:t xml:space="preserve">0.209</w:t>
+              <w:t xml:space="preserve">0.203</w:t>
             </w:r>
             <w:r>
               <w:br/>
             </w:r>
             <w:r>
-              <w:t xml:space="preserve">(0.135)</w:t>
-            </w:r>
-          </w:p>
-        </w:tc>
-        <w:tc>
-          <w:tcPr/>
-          <w:p>
-            <w:pPr>
-              <w:pStyle w:val="Compact"/>
-            </w:pPr>
-            <w:r>
-              <w:t xml:space="preserve">-0.180**</w:t>
+              <w:t xml:space="preserve">(0.110)</w:t>
+            </w:r>
+          </w:p>
+        </w:tc>
+        <w:tc>
+          <w:tcPr/>
+          <w:p>
+            <w:pPr>
+              <w:pStyle w:val="Compact"/>
+            </w:pPr>
+            <w:r>
+              <w:t xml:space="preserve">-0.052*</w:t>
             </w:r>
             <w:r>
               <w:br/>
             </w:r>
             <w:r>
-              <w:t xml:space="preserve">(0.021)</w:t>
-            </w:r>
-          </w:p>
-        </w:tc>
-        <w:tc>
-          <w:tcPr/>
-          <w:p>
-            <w:pPr>
-              <w:pStyle w:val="Compact"/>
-            </w:pPr>
-            <w:r>
-              <w:t xml:space="preserve">2.004**</w:t>
+              <w:t xml:space="preserve">(0.014)</w:t>
+            </w:r>
+          </w:p>
+        </w:tc>
+        <w:tc>
+          <w:tcPr/>
+          <w:p>
+            <w:pPr>
+              <w:pStyle w:val="Compact"/>
+            </w:pPr>
+            <w:r>
+              <w:t xml:space="preserve">1.828**</w:t>
             </w:r>
             <w:r>
               <w:br/>
             </w:r>
             <w:r>
-              <w:t xml:space="preserve">(0.232)</w:t>
-            </w:r>
-          </w:p>
-        </w:tc>
-        <w:tc>
-          <w:tcPr/>
-          <w:p>
-            <w:pPr>
-              <w:pStyle w:val="Compact"/>
-            </w:pPr>
-            <w:r>
-              <w:t xml:space="preserve">0.013</w:t>
+              <w:t xml:space="preserve">(0.179)</w:t>
+            </w:r>
+          </w:p>
+        </w:tc>
+        <w:tc>
+          <w:tcPr/>
+          <w:p>
+            <w:pPr>
+              <w:pStyle w:val="Compact"/>
+            </w:pPr>
+            <w:r>
+              <w:t xml:space="preserve">-0.030</w:t>
             </w:r>
             <w:r>
               <w:br/>
             </w:r>
             <w:r>
-              <w:t xml:space="preserve">(0.044)</w:t>
+              <w:t xml:space="preserve">(0.052)</w:t>
             </w:r>
           </w:p>
         </w:tc>
@@ -372,64 +372,64 @@
               <w:pStyle w:val="Compact"/>
             </w:pPr>
             <w:r>
-              <w:t xml:space="preserve">-0.132</w:t>
+              <w:t xml:space="preserve">-0.140</w:t>
             </w:r>
             <w:r>
               <w:br/>
             </w:r>
             <w:r>
-              <w:t xml:space="preserve">(0.092)</w:t>
-            </w:r>
-          </w:p>
-        </w:tc>
-        <w:tc>
-          <w:tcPr/>
-          <w:p>
-            <w:pPr>
-              <w:pStyle w:val="Compact"/>
-            </w:pPr>
-            <w:r>
-              <w:t xml:space="preserve">0.316*</w:t>
+              <w:t xml:space="preserve">(0.070)</w:t>
+            </w:r>
+          </w:p>
+        </w:tc>
+        <w:tc>
+          <w:tcPr/>
+          <w:p>
+            <w:pPr>
+              <w:pStyle w:val="Compact"/>
+            </w:pPr>
+            <w:r>
+              <w:t xml:space="preserve">0.099**</w:t>
             </w:r>
             <w:r>
               <w:br/>
             </w:r>
             <w:r>
-              <w:t xml:space="preserve">(0.062)</w:t>
-            </w:r>
-          </w:p>
-        </w:tc>
-        <w:tc>
-          <w:tcPr/>
-          <w:p>
-            <w:pPr>
-              <w:pStyle w:val="Compact"/>
-            </w:pPr>
-            <w:r>
-              <w:t xml:space="preserve">-1.909***</w:t>
+              <w:t xml:space="preserve">(0.017)</w:t>
+            </w:r>
+          </w:p>
+        </w:tc>
+        <w:tc>
+          <w:tcPr/>
+          <w:p>
+            <w:pPr>
+              <w:pStyle w:val="Compact"/>
+            </w:pPr>
+            <w:r>
+              <w:t xml:space="preserve">-1.678***</w:t>
             </w:r>
             <w:r>
               <w:br/>
             </w:r>
             <w:r>
-              <w:t xml:space="preserve">(0.067)</w:t>
-            </w:r>
-          </w:p>
-        </w:tc>
-        <w:tc>
-          <w:tcPr/>
-          <w:p>
-            <w:pPr>
-              <w:pStyle w:val="Compact"/>
-            </w:pPr>
-            <w:r>
-              <w:t xml:space="preserve">-0.099</w:t>
+              <w:t xml:space="preserve">(0.096)</w:t>
+            </w:r>
+          </w:p>
+        </w:tc>
+        <w:tc>
+          <w:tcPr/>
+          <w:p>
+            <w:pPr>
+              <w:pStyle w:val="Compact"/>
+            </w:pPr>
+            <w:r>
+              <w:t xml:space="preserve">-0.009</w:t>
             </w:r>
             <w:r>
               <w:br/>
             </w:r>
             <w:r>
-              <w:t xml:space="preserve">(0.053)</w:t>
+              <w:t xml:space="preserve">(0.012)</w:t>
             </w:r>
           </w:p>
         </w:tc>
@@ -457,7 +457,7 @@
               <w:pStyle w:val="Compact"/>
             </w:pPr>
             <w:r>
-              <w:t xml:space="preserve">anno</w:t>
+              <w:t xml:space="preserve">region</w:t>
             </w:r>
           </w:p>
         </w:tc>
@@ -514,7 +514,7 @@
               <w:pStyle w:val="Compact"/>
             </w:pPr>
             <w:r>
-              <w:t xml:space="preserve">region</w:t>
+              <w:t xml:space="preserve">anno</w:t>
             </w:r>
           </w:p>
         </w:tc>
@@ -728,18 +728,18 @@
               <w:pStyle w:val="Compact"/>
             </w:pPr>
             <w:r>
-              <w:t xml:space="preserve">0.046</w:t>
-            </w:r>
-          </w:p>
-        </w:tc>
-        <w:tc>
-          <w:tcPr/>
-          <w:p>
-            <w:pPr>
-              <w:pStyle w:val="Compact"/>
-            </w:pPr>
-            <w:r>
-              <w:t xml:space="preserve">0.132</w:t>
+              <w:t xml:space="preserve">0.043</w:t>
+            </w:r>
+          </w:p>
+        </w:tc>
+        <w:tc>
+          <w:tcPr/>
+          <w:p>
+            <w:pPr>
+              <w:pStyle w:val="Compact"/>
+            </w:pPr>
+            <w:r>
+              <w:t xml:space="preserve">0.123</w:t>
             </w:r>
           </w:p>
         </w:tc>
@@ -797,18 +797,18 @@
               <w:pStyle w:val="Compact"/>
             </w:pPr>
             <w:r>
-              <w:t xml:space="preserve">0.040</w:t>
-            </w:r>
-          </w:p>
-        </w:tc>
-        <w:tc>
-          <w:tcPr/>
-          <w:p>
-            <w:pPr>
-              <w:pStyle w:val="Compact"/>
-            </w:pPr>
-            <w:r>
-              <w:t xml:space="preserve">0.092</w:t>
+              <w:t xml:space="preserve">0.038</w:t>
+            </w:r>
+          </w:p>
+        </w:tc>
+        <w:tc>
+          <w:tcPr/>
+          <w:p>
+            <w:pPr>
+              <w:pStyle w:val="Compact"/>
+            </w:pPr>
+            <w:r>
+              <w:t xml:space="preserve">0.082</w:t>
             </w:r>
           </w:p>
         </w:tc>

--- a/src/results/chile/results_skill.docx
+++ b/src/results/chile/results_skill.docx
@@ -2,7 +2,7 @@
 <file path=word/document.xml><?xml version="1.0" encoding="utf-8"?>
 <w:document xmlns:w="http://schemas.openxmlformats.org/wordprocessingml/2006/main" xmlns:m="http://schemas.openxmlformats.org/officeDocument/2006/math" xmlns:r="http://schemas.openxmlformats.org/officeDocument/2006/relationships" xmlns:o="urn:schemas-microsoft-com:office:office" xmlns:v="urn:schemas-microsoft-com:vml" xmlns:w10="urn:schemas-microsoft-com:office:word" xmlns:a="http://schemas.openxmlformats.org/drawingml/2006/main" xmlns:pic="http://schemas.openxmlformats.org/drawingml/2006/picture" xmlns:wp="http://schemas.openxmlformats.org/drawingml/2006/wordprocessingDrawing">
   <w:body>
-    <w:bookmarkStart w:id="9" w:name="nkscohisht"/>
+    <w:bookmarkStart w:id="9" w:name="xbjfzavshi"/>
     <w:tbl>
       <w:tblPr>
         <w:tblStyle w:val="Table"/>
@@ -210,64 +210,64 @@
               <w:pStyle w:val="Compact"/>
             </w:pPr>
             <w:r>
-              <w:t xml:space="preserve">0.029*</w:t>
+              <w:t xml:space="preserve">0.031</w:t>
             </w:r>
             <w:r>
               <w:br/>
             </w:r>
             <w:r>
-              <w:t xml:space="preserve">(0.007)</w:t>
-            </w:r>
-          </w:p>
-        </w:tc>
-        <w:tc>
-          <w:tcPr/>
-          <w:p>
-            <w:pPr>
-              <w:pStyle w:val="Compact"/>
-            </w:pPr>
-            <w:r>
-              <w:t xml:space="preserve">-0.271**</w:t>
+              <w:t xml:space="preserve">(0.015)</w:t>
+            </w:r>
+          </w:p>
+        </w:tc>
+        <w:tc>
+          <w:tcPr/>
+          <w:p>
+            <w:pPr>
+              <w:pStyle w:val="Compact"/>
+            </w:pPr>
+            <w:r>
+              <w:t xml:space="preserve">-0.508**</w:t>
             </w:r>
             <w:r>
               <w:br/>
             </w:r>
             <w:r>
-              <w:t xml:space="preserve">(0.034)</w:t>
-            </w:r>
-          </w:p>
-        </w:tc>
-        <w:tc>
-          <w:tcPr/>
-          <w:p>
-            <w:pPr>
-              <w:pStyle w:val="Compact"/>
-            </w:pPr>
-            <w:r>
-              <w:t xml:space="preserve">0.470**</w:t>
+              <w:t xml:space="preserve">(0.047)</w:t>
+            </w:r>
+          </w:p>
+        </w:tc>
+        <w:tc>
+          <w:tcPr/>
+          <w:p>
+            <w:pPr>
+              <w:pStyle w:val="Compact"/>
+            </w:pPr>
+            <w:r>
+              <w:t xml:space="preserve">0.485**</w:t>
             </w:r>
             <w:r>
               <w:br/>
             </w:r>
             <w:r>
-              <w:t xml:space="preserve">(0.056)</w:t>
-            </w:r>
-          </w:p>
-        </w:tc>
-        <w:tc>
-          <w:tcPr/>
-          <w:p>
-            <w:pPr>
-              <w:pStyle w:val="Compact"/>
-            </w:pPr>
-            <w:r>
-              <w:t xml:space="preserve">-0.008</w:t>
+              <w:t xml:space="preserve">(0.060)</w:t>
+            </w:r>
+          </w:p>
+        </w:tc>
+        <w:tc>
+          <w:tcPr/>
+          <w:p>
+            <w:pPr>
+              <w:pStyle w:val="Compact"/>
+            </w:pPr>
+            <w:r>
+              <w:t xml:space="preserve">0.021</w:t>
             </w:r>
             <w:r>
               <w:br/>
             </w:r>
             <w:r>
-              <w:t xml:space="preserve">(0.018)</w:t>
+              <w:t xml:space="preserve">(0.063)</w:t>
             </w:r>
           </w:p>
         </w:tc>
@@ -291,64 +291,64 @@
               <w:pStyle w:val="Compact"/>
             </w:pPr>
             <w:r>
-              <w:t xml:space="preserve">0.203</w:t>
+              <w:t xml:space="preserve">0.209</w:t>
             </w:r>
             <w:r>
               <w:br/>
             </w:r>
             <w:r>
-              <w:t xml:space="preserve">(0.110)</w:t>
-            </w:r>
-          </w:p>
-        </w:tc>
-        <w:tc>
-          <w:tcPr/>
-          <w:p>
-            <w:pPr>
-              <w:pStyle w:val="Compact"/>
-            </w:pPr>
-            <w:r>
-              <w:t xml:space="preserve">-0.052*</w:t>
+              <w:t xml:space="preserve">(0.135)</w:t>
+            </w:r>
+          </w:p>
+        </w:tc>
+        <w:tc>
+          <w:tcPr/>
+          <w:p>
+            <w:pPr>
+              <w:pStyle w:val="Compact"/>
+            </w:pPr>
+            <w:r>
+              <w:t xml:space="preserve">-0.180**</w:t>
             </w:r>
             <w:r>
               <w:br/>
             </w:r>
             <w:r>
-              <w:t xml:space="preserve">(0.014)</w:t>
-            </w:r>
-          </w:p>
-        </w:tc>
-        <w:tc>
-          <w:tcPr/>
-          <w:p>
-            <w:pPr>
-              <w:pStyle w:val="Compact"/>
-            </w:pPr>
-            <w:r>
-              <w:t xml:space="preserve">1.828**</w:t>
+              <w:t xml:space="preserve">(0.021)</w:t>
+            </w:r>
+          </w:p>
+        </w:tc>
+        <w:tc>
+          <w:tcPr/>
+          <w:p>
+            <w:pPr>
+              <w:pStyle w:val="Compact"/>
+            </w:pPr>
+            <w:r>
+              <w:t xml:space="preserve">2.004**</w:t>
             </w:r>
             <w:r>
               <w:br/>
             </w:r>
             <w:r>
-              <w:t xml:space="preserve">(0.179)</w:t>
-            </w:r>
-          </w:p>
-        </w:tc>
-        <w:tc>
-          <w:tcPr/>
-          <w:p>
-            <w:pPr>
-              <w:pStyle w:val="Compact"/>
-            </w:pPr>
-            <w:r>
-              <w:t xml:space="preserve">-0.030</w:t>
+              <w:t xml:space="preserve">(0.232)</w:t>
+            </w:r>
+          </w:p>
+        </w:tc>
+        <w:tc>
+          <w:tcPr/>
+          <w:p>
+            <w:pPr>
+              <w:pStyle w:val="Compact"/>
+            </w:pPr>
+            <w:r>
+              <w:t xml:space="preserve">0.013</w:t>
             </w:r>
             <w:r>
               <w:br/>
             </w:r>
             <w:r>
-              <w:t xml:space="preserve">(0.052)</w:t>
+              <w:t xml:space="preserve">(0.044)</w:t>
             </w:r>
           </w:p>
         </w:tc>
@@ -372,64 +372,64 @@
               <w:pStyle w:val="Compact"/>
             </w:pPr>
             <w:r>
-              <w:t xml:space="preserve">-0.140</w:t>
+              <w:t xml:space="preserve">-0.132</w:t>
             </w:r>
             <w:r>
               <w:br/>
             </w:r>
             <w:r>
-              <w:t xml:space="preserve">(0.070)</w:t>
-            </w:r>
-          </w:p>
-        </w:tc>
-        <w:tc>
-          <w:tcPr/>
-          <w:p>
-            <w:pPr>
-              <w:pStyle w:val="Compact"/>
-            </w:pPr>
-            <w:r>
-              <w:t xml:space="preserve">0.099**</w:t>
+              <w:t xml:space="preserve">(0.092)</w:t>
+            </w:r>
+          </w:p>
+        </w:tc>
+        <w:tc>
+          <w:tcPr/>
+          <w:p>
+            <w:pPr>
+              <w:pStyle w:val="Compact"/>
+            </w:pPr>
+            <w:r>
+              <w:t xml:space="preserve">0.316*</w:t>
             </w:r>
             <w:r>
               <w:br/>
             </w:r>
             <w:r>
-              <w:t xml:space="preserve">(0.017)</w:t>
-            </w:r>
-          </w:p>
-        </w:tc>
-        <w:tc>
-          <w:tcPr/>
-          <w:p>
-            <w:pPr>
-              <w:pStyle w:val="Compact"/>
-            </w:pPr>
-            <w:r>
-              <w:t xml:space="preserve">-1.678***</w:t>
+              <w:t xml:space="preserve">(0.062)</w:t>
+            </w:r>
+          </w:p>
+        </w:tc>
+        <w:tc>
+          <w:tcPr/>
+          <w:p>
+            <w:pPr>
+              <w:pStyle w:val="Compact"/>
+            </w:pPr>
+            <w:r>
+              <w:t xml:space="preserve">-1.909***</w:t>
             </w:r>
             <w:r>
               <w:br/>
             </w:r>
             <w:r>
-              <w:t xml:space="preserve">(0.096)</w:t>
-            </w:r>
-          </w:p>
-        </w:tc>
-        <w:tc>
-          <w:tcPr/>
-          <w:p>
-            <w:pPr>
-              <w:pStyle w:val="Compact"/>
-            </w:pPr>
-            <w:r>
-              <w:t xml:space="preserve">-0.009</w:t>
+              <w:t xml:space="preserve">(0.067)</w:t>
+            </w:r>
+          </w:p>
+        </w:tc>
+        <w:tc>
+          <w:tcPr/>
+          <w:p>
+            <w:pPr>
+              <w:pStyle w:val="Compact"/>
+            </w:pPr>
+            <w:r>
+              <w:t xml:space="preserve">-0.099</w:t>
             </w:r>
             <w:r>
               <w:br/>
             </w:r>
             <w:r>
-              <w:t xml:space="preserve">(0.012)</w:t>
+              <w:t xml:space="preserve">(0.053)</w:t>
             </w:r>
           </w:p>
         </w:tc>
@@ -728,18 +728,18 @@
               <w:pStyle w:val="Compact"/>
             </w:pPr>
             <w:r>
-              <w:t xml:space="preserve">0.043</w:t>
-            </w:r>
-          </w:p>
-        </w:tc>
-        <w:tc>
-          <w:tcPr/>
-          <w:p>
-            <w:pPr>
-              <w:pStyle w:val="Compact"/>
-            </w:pPr>
-            <w:r>
-              <w:t xml:space="preserve">0.123</w:t>
+              <w:t xml:space="preserve">0.046</w:t>
+            </w:r>
+          </w:p>
+        </w:tc>
+        <w:tc>
+          <w:tcPr/>
+          <w:p>
+            <w:pPr>
+              <w:pStyle w:val="Compact"/>
+            </w:pPr>
+            <w:r>
+              <w:t xml:space="preserve">0.132</w:t>
             </w:r>
           </w:p>
         </w:tc>
@@ -797,18 +797,18 @@
               <w:pStyle w:val="Compact"/>
             </w:pPr>
             <w:r>
-              <w:t xml:space="preserve">0.038</w:t>
-            </w:r>
-          </w:p>
-        </w:tc>
-        <w:tc>
-          <w:tcPr/>
-          <w:p>
-            <w:pPr>
-              <w:pStyle w:val="Compact"/>
-            </w:pPr>
-            <w:r>
-              <w:t xml:space="preserve">0.082</w:t>
+              <w:t xml:space="preserve">0.040</w:t>
+            </w:r>
+          </w:p>
+        </w:tc>
+        <w:tc>
+          <w:tcPr/>
+          <w:p>
+            <w:pPr>
+              <w:pStyle w:val="Compact"/>
+            </w:pPr>
+            <w:r>
+              <w:t xml:space="preserve">0.092</w:t>
             </w:r>
           </w:p>
         </w:tc>
